--- a/Planning/Meeting Notes.docx
+++ b/Planning/Meeting Notes.docx
@@ -189,6 +189,16 @@
           <w:sz w:val="20"/>
           <w:szCs w:val="20"/>
         </w:rPr>
+        <w:t>S</w:t>
+      </w:r>
+      <w:r>
+        <w:rPr>
+          <w:rFonts w:cstheme="minorHAnsi"/>
+          <w:color w:val="1A1A1A"/>
+          <w:w w:val="115"/>
+          <w:sz w:val="20"/>
+          <w:szCs w:val="20"/>
+        </w:rPr>
         <w:t>[Your</w:t>
       </w:r>
       <w:r>
@@ -483,22 +493,33 @@
       <w:r>
         <w:rPr>
           <w:rFonts w:cstheme="minorHAnsi"/>
+          <w:b/>
+          <w:bCs/>
           <w:i/>
           <w:iCs/>
           <w:sz w:val="18"/>
           <w:szCs w:val="18"/>
         </w:rPr>
-        <w:t>Example:</w:t>
-      </w:r>
-    </w:p>
-    <w:p>
-      <w:pPr>
-        <w:rPr>
-          <w:rFonts w:cstheme="minorHAnsi"/>
-          <w:sz w:val="18"/>
-          <w:szCs w:val="18"/>
-        </w:rPr>
-      </w:pPr>
+        <w:t>Example</w:t>
+      </w:r>
+      <w:r>
+        <w:rPr>
+          <w:rFonts w:cstheme="minorHAnsi"/>
+          <w:i/>
+          <w:iCs/>
+          <w:sz w:val="18"/>
+          <w:szCs w:val="18"/>
+        </w:rPr>
+        <w:t>:</w:t>
+      </w:r>
+      <w:r>
+        <w:rPr>
+          <w:rFonts w:cstheme="minorHAnsi"/>
+          <w:sz w:val="18"/>
+          <w:szCs w:val="18"/>
+        </w:rPr>
+        <w:t xml:space="preserve"> </w:t>
+      </w:r>
       <w:r>
         <w:rPr>
           <w:rFonts w:cstheme="minorHAnsi"/>
@@ -559,12 +580,24 @@
       <w:r>
         <w:rPr>
           <w:rFonts w:cstheme="minorHAnsi"/>
+          <w:b/>
+          <w:bCs/>
           <w:i/>
           <w:iCs/>
           <w:sz w:val="18"/>
           <w:szCs w:val="18"/>
         </w:rPr>
-        <w:t>Example:</w:t>
+        <w:t>Example</w:t>
+      </w:r>
+      <w:r>
+        <w:rPr>
+          <w:rFonts w:cstheme="minorHAnsi"/>
+          <w:i/>
+          <w:iCs/>
+          <w:sz w:val="18"/>
+          <w:szCs w:val="18"/>
+        </w:rPr>
+        <w:t>:</w:t>
       </w:r>
     </w:p>
     <w:p>
@@ -654,12 +687,24 @@
       <w:r>
         <w:rPr>
           <w:rFonts w:cstheme="minorHAnsi"/>
+          <w:b/>
+          <w:bCs/>
           <w:i/>
           <w:iCs/>
           <w:sz w:val="18"/>
           <w:szCs w:val="18"/>
         </w:rPr>
-        <w:t>Example:</w:t>
+        <w:t>Example</w:t>
+      </w:r>
+      <w:r>
+        <w:rPr>
+          <w:rFonts w:cstheme="minorHAnsi"/>
+          <w:i/>
+          <w:iCs/>
+          <w:sz w:val="18"/>
+          <w:szCs w:val="18"/>
+        </w:rPr>
+        <w:t>:</w:t>
       </w:r>
     </w:p>
     <w:p>
@@ -777,12 +822,24 @@
       <w:r>
         <w:rPr>
           <w:rFonts w:cstheme="minorHAnsi"/>
+          <w:b/>
+          <w:bCs/>
           <w:i/>
           <w:iCs/>
           <w:sz w:val="18"/>
           <w:szCs w:val="18"/>
         </w:rPr>
-        <w:t>Example:</w:t>
+        <w:t>Example</w:t>
+      </w:r>
+      <w:r>
+        <w:rPr>
+          <w:rFonts w:cstheme="minorHAnsi"/>
+          <w:i/>
+          <w:iCs/>
+          <w:sz w:val="18"/>
+          <w:szCs w:val="18"/>
+        </w:rPr>
+        <w:t>:</w:t>
       </w:r>
     </w:p>
     <w:p>
